--- a/ver.2/設計書/ver.2_テスト仕様書.docx
+++ b/ver.2/設計書/ver.2_テスト仕様書.docx
@@ -56,9 +56,11 @@
             <w:shd w:val="clear" w:color="auto" w:fill="D9EAF7"/>
           </w:tcPr>
           <w:p>
+            <w:proofErr w:type="spellStart"/>
             <w:r>
               <w:t>対象</w:t>
             </w:r>
+            <w:proofErr w:type="spellEnd"/>
           </w:p>
         </w:tc>
         <w:tc>
@@ -66,8 +68,13 @@
             <w:tcW w:w="5112" w:type="dxa"/>
           </w:tcPr>
           <w:p>
-            <w:r>
-              <w:t>Web注文システム juchu02 / Ver.2</w:t>
+            <w:proofErr w:type="spellStart"/>
+            <w:r>
+              <w:t>Web注文システム</w:t>
+            </w:r>
+            <w:proofErr w:type="spellEnd"/>
+            <w:r>
+              <w:t xml:space="preserve"> juchu02 / Ver.2</w:t>
             </w:r>
           </w:p>
         </w:tc>
@@ -82,9 +89,11 @@
             <w:shd w:val="clear" w:color="auto" w:fill="D9EAF7"/>
           </w:tcPr>
           <w:p>
+            <w:proofErr w:type="spellStart"/>
             <w:r>
               <w:t>基準環境</w:t>
             </w:r>
+            <w:proofErr w:type="spellEnd"/>
           </w:p>
         </w:tc>
         <w:tc>
@@ -133,9 +142,11 @@
       <w:r>
         <w:t xml:space="preserve">1. </w:t>
       </w:r>
+      <w:proofErr w:type="spellStart"/>
       <w:r>
         <w:t>文書の目的</w:t>
       </w:r>
+      <w:proofErr w:type="spellEnd"/>
     </w:p>
     <w:p>
       <w:pPr>
@@ -157,9 +168,11 @@
       <w:r>
         <w:t xml:space="preserve">0. </w:t>
       </w:r>
+      <w:proofErr w:type="spellStart"/>
       <w:r>
         <w:t>テスト対象環境</w:t>
       </w:r>
+      <w:proofErr w:type="spellEnd"/>
     </w:p>
     <w:p>
       <w:pPr>
@@ -225,9 +238,11 @@
       <w:r>
         <w:t xml:space="preserve">1. </w:t>
       </w:r>
+      <w:proofErr w:type="spellStart"/>
       <w:r>
         <w:t>テストデータ</w:t>
       </w:r>
+      <w:proofErr w:type="spellEnd"/>
     </w:p>
     <w:p>
       <w:pPr>
@@ -268,9 +283,11 @@
       <w:r>
         <w:t xml:space="preserve">2. </w:t>
       </w:r>
+      <w:proofErr w:type="spellStart"/>
       <w:r>
         <w:t>設計反映後の確認項目</w:t>
       </w:r>
+      <w:proofErr w:type="spellEnd"/>
     </w:p>
     <w:tbl>
       <w:tblPr>
@@ -311,12 +328,14 @@
             <w:vAlign w:val="center"/>
           </w:tcPr>
           <w:p>
+            <w:proofErr w:type="spellStart"/>
             <w:r>
               <w:rPr>
                 <w:sz w:val="15"/>
               </w:rPr>
               <w:t>確認内容</w:t>
             </w:r>
+            <w:proofErr w:type="spellEnd"/>
           </w:p>
         </w:tc>
         <w:tc>
@@ -326,12 +345,14 @@
             <w:vAlign w:val="center"/>
           </w:tcPr>
           <w:p>
+            <w:proofErr w:type="spellStart"/>
             <w:r>
               <w:rPr>
                 <w:sz w:val="15"/>
               </w:rPr>
               <w:t>期待結果</w:t>
             </w:r>
+            <w:proofErr w:type="spellEnd"/>
           </w:p>
         </w:tc>
       </w:tr>
@@ -695,12 +716,14 @@
             <w:vAlign w:val="center"/>
           </w:tcPr>
           <w:p>
+            <w:proofErr w:type="spellStart"/>
             <w:r>
               <w:rPr>
                 <w:sz w:val="15"/>
               </w:rPr>
               <w:t>食品詳細を表示する</w:t>
             </w:r>
+            <w:proofErr w:type="spellEnd"/>
           </w:p>
         </w:tc>
         <w:tc>
@@ -808,12 +831,14 @@
             <w:vAlign w:val="center"/>
           </w:tcPr>
           <w:p>
+            <w:proofErr w:type="spellStart"/>
             <w:r>
               <w:rPr>
                 <w:sz w:val="15"/>
               </w:rPr>
               <w:t>PC詳細を表示する</w:t>
             </w:r>
+            <w:proofErr w:type="spellEnd"/>
           </w:p>
         </w:tc>
         <w:tc>
@@ -861,12 +886,14 @@
             <w:vAlign w:val="center"/>
           </w:tcPr>
           <w:p>
+            <w:proofErr w:type="spellStart"/>
             <w:r>
               <w:rPr>
                 <w:sz w:val="15"/>
               </w:rPr>
               <w:t>商品画像を表示する</w:t>
             </w:r>
+            <w:proofErr w:type="spellEnd"/>
           </w:p>
         </w:tc>
         <w:tc>
@@ -1032,12 +1059,14 @@
             <w:vAlign w:val="center"/>
           </w:tcPr>
           <w:p>
+            <w:proofErr w:type="spellStart"/>
             <w:r>
               <w:rPr>
                 <w:sz w:val="15"/>
               </w:rPr>
               <w:t>新商品を受注する</w:t>
             </w:r>
+            <w:proofErr w:type="spellEnd"/>
           </w:p>
         </w:tc>
         <w:tc>
@@ -1095,7 +1124,7 @@
                 <w:sz w:val="15"/>
                 <w:lang w:eastAsia="ja-JP"/>
               </w:rPr>
-              <w:t>存在しない商品コードを指定する</w:t>
+              <w:t>文具・書籍を再検索する</w:t>
             </w:r>
           </w:p>
         </w:tc>
@@ -1112,10 +1141,11 @@
             </w:pPr>
             <w:r>
               <w:rPr>
+                <w:rFonts w:hint="eastAsia"/>
                 <w:sz w:val="15"/>
                 <w:lang w:eastAsia="ja-JP"/>
               </w:rPr>
-              <w:t>エラー処理され、異常終了しない</w:t>
+              <w:t>改修前と同じ結果になる</w:t>
             </w:r>
           </w:p>
         </w:tc>
@@ -1133,11 +1163,16 @@
         <w:pStyle w:val="1"/>
       </w:pPr>
       <w:r>
-        <w:t>3. DB</w:t>
+        <w:t xml:space="preserve">3. </w:t>
+      </w:r>
+      <w:proofErr w:type="spellStart"/>
+      <w:r>
+        <w:t>DB</w:t>
       </w:r>
       <w:r>
         <w:t>確認</w:t>
       </w:r>
+      <w:proofErr w:type="spellEnd"/>
     </w:p>
     <w:p>
       <w:pPr>
@@ -1159,9 +1194,11 @@
       <w:pPr>
         <w:pStyle w:val="a0"/>
       </w:pPr>
+      <w:proofErr w:type="spellStart"/>
       <w:r>
         <w:t>商品コード重複なし</w:t>
       </w:r>
+      <w:proofErr w:type="spellEnd"/>
     </w:p>
     <w:p>
       <w:pPr>
@@ -1208,22 +1245,40 @@
     <w:p>
       <w:pPr>
         <w:pStyle w:val="1"/>
+        <w:rPr>
+          <w:lang w:eastAsia="ja-JP"/>
+        </w:rPr>
       </w:pPr>
       <w:r>
+        <w:rPr>
+          <w:lang w:eastAsia="ja-JP"/>
+        </w:rPr>
         <w:t xml:space="preserve">4. </w:t>
       </w:r>
       <w:r>
+        <w:rPr>
+          <w:lang w:eastAsia="ja-JP"/>
+        </w:rPr>
         <w:t>テスト区分別設計</w:t>
       </w:r>
     </w:p>
     <w:p>
       <w:pPr>
         <w:pStyle w:val="21"/>
+        <w:rPr>
+          <w:lang w:eastAsia="ja-JP"/>
+        </w:rPr>
       </w:pPr>
       <w:r>
+        <w:rPr>
+          <w:lang w:eastAsia="ja-JP"/>
+        </w:rPr>
         <w:t xml:space="preserve">4.1 </w:t>
       </w:r>
       <w:r>
+        <w:rPr>
+          <w:lang w:eastAsia="ja-JP"/>
+        </w:rPr>
         <w:t>単体テスト</w:t>
       </w:r>
     </w:p>
@@ -1267,12 +1322,14 @@
             <w:vAlign w:val="center"/>
           </w:tcPr>
           <w:p>
+            <w:proofErr w:type="spellStart"/>
             <w:r>
               <w:rPr>
                 <w:sz w:val="15"/>
               </w:rPr>
               <w:t>対象</w:t>
             </w:r>
+            <w:proofErr w:type="spellEnd"/>
           </w:p>
         </w:tc>
         <w:tc>
@@ -1282,12 +1339,14 @@
             <w:vAlign w:val="center"/>
           </w:tcPr>
           <w:p>
+            <w:proofErr w:type="spellStart"/>
             <w:r>
               <w:rPr>
                 <w:sz w:val="15"/>
               </w:rPr>
               <w:t>確認内容</w:t>
             </w:r>
+            <w:proofErr w:type="spellEnd"/>
           </w:p>
         </w:tc>
         <w:tc>
@@ -1297,12 +1356,14 @@
             <w:vAlign w:val="center"/>
           </w:tcPr>
           <w:p>
+            <w:proofErr w:type="spellStart"/>
             <w:r>
               <w:rPr>
                 <w:sz w:val="15"/>
               </w:rPr>
               <w:t>期待結果</w:t>
             </w:r>
+            <w:proofErr w:type="spellEnd"/>
           </w:p>
         </w:tc>
       </w:tr>
@@ -1344,11 +1405,19 @@
             <w:vAlign w:val="center"/>
           </w:tcPr>
           <w:p>
-            <w:r>
-              <w:rPr>
-                <w:sz w:val="15"/>
-              </w:rPr>
-              <w:t>全固有項目のsetter/getter</w:t>
+            <w:proofErr w:type="spellStart"/>
+            <w:r>
+              <w:rPr>
+                <w:sz w:val="15"/>
+              </w:rPr>
+              <w:t>全固有項目のsetter</w:t>
+            </w:r>
+            <w:proofErr w:type="spellEnd"/>
+            <w:r>
+              <w:rPr>
+                <w:sz w:val="15"/>
+              </w:rPr>
+              <w:t>/getter</w:t>
             </w:r>
           </w:p>
         </w:tc>
@@ -1358,9 +1427,15 @@
             <w:vAlign w:val="center"/>
           </w:tcPr>
           <w:p>
-            <w:r>
-              <w:rPr>
-                <w:sz w:val="15"/>
+            <w:pPr>
+              <w:rPr>
+                <w:lang w:eastAsia="ja-JP"/>
+              </w:rPr>
+            </w:pPr>
+            <w:r>
+              <w:rPr>
+                <w:sz w:val="15"/>
+                <w:lang w:eastAsia="ja-JP"/>
               </w:rPr>
               <w:t>設定値を正しく取得できる</w:t>
             </w:r>
@@ -1405,11 +1480,19 @@
             <w:vAlign w:val="center"/>
           </w:tcPr>
           <w:p>
-            <w:r>
-              <w:rPr>
-                <w:sz w:val="15"/>
-              </w:rPr>
-              <w:t>全固有項目のsetter/getter</w:t>
+            <w:proofErr w:type="spellStart"/>
+            <w:r>
+              <w:rPr>
+                <w:sz w:val="15"/>
+              </w:rPr>
+              <w:t>全固有項目のsetter</w:t>
+            </w:r>
+            <w:proofErr w:type="spellEnd"/>
+            <w:r>
+              <w:rPr>
+                <w:sz w:val="15"/>
+              </w:rPr>
+              <w:t>/getter</w:t>
             </w:r>
           </w:p>
         </w:tc>
@@ -1419,9 +1502,15 @@
             <w:vAlign w:val="center"/>
           </w:tcPr>
           <w:p>
-            <w:r>
-              <w:rPr>
-                <w:sz w:val="15"/>
+            <w:pPr>
+              <w:rPr>
+                <w:lang w:eastAsia="ja-JP"/>
+              </w:rPr>
+            </w:pPr>
+            <w:r>
+              <w:rPr>
+                <w:sz w:val="15"/>
+                <w:lang w:eastAsia="ja-JP"/>
               </w:rPr>
               <w:t>設定値を正しく取得できる</w:t>
             </w:r>
@@ -1466,11 +1555,19 @@
             <w:vAlign w:val="center"/>
           </w:tcPr>
           <w:p>
-            <w:r>
-              <w:rPr>
-                <w:sz w:val="15"/>
-              </w:rPr>
-              <w:t>全固有項目のsetter/getter</w:t>
+            <w:proofErr w:type="spellStart"/>
+            <w:r>
+              <w:rPr>
+                <w:sz w:val="15"/>
+              </w:rPr>
+              <w:t>全固有項目のsetter</w:t>
+            </w:r>
+            <w:proofErr w:type="spellEnd"/>
+            <w:r>
+              <w:rPr>
+                <w:sz w:val="15"/>
+              </w:rPr>
+              <w:t>/getter</w:t>
             </w:r>
           </w:p>
         </w:tc>
@@ -1480,9 +1577,15 @@
             <w:vAlign w:val="center"/>
           </w:tcPr>
           <w:p>
-            <w:r>
-              <w:rPr>
-                <w:sz w:val="15"/>
+            <w:pPr>
+              <w:rPr>
+                <w:lang w:eastAsia="ja-JP"/>
+              </w:rPr>
+            </w:pPr>
+            <w:r>
+              <w:rPr>
+                <w:sz w:val="15"/>
+                <w:lang w:eastAsia="ja-JP"/>
               </w:rPr>
               <w:t>設定値を正しく取得できる</w:t>
             </w:r>
@@ -1517,7 +1620,21 @@
               <w:rPr>
                 <w:sz w:val="15"/>
               </w:rPr>
-              <w:t>`ShohinCategory`</w:t>
+              <w:t>`</w:t>
+            </w:r>
+            <w:proofErr w:type="spellStart"/>
+            <w:r>
+              <w:rPr>
+                <w:sz w:val="15"/>
+              </w:rPr>
+              <w:t>ShohinCategory</w:t>
+            </w:r>
+            <w:proofErr w:type="spellEnd"/>
+            <w:r>
+              <w:rPr>
+                <w:sz w:val="15"/>
+              </w:rPr>
+              <w:t>`</w:t>
             </w:r>
           </w:p>
         </w:tc>
@@ -1527,9 +1644,15 @@
             <w:vAlign w:val="center"/>
           </w:tcPr>
           <w:p>
-            <w:r>
-              <w:rPr>
-                <w:sz w:val="15"/>
+            <w:pPr>
+              <w:rPr>
+                <w:lang w:eastAsia="ja-JP"/>
+              </w:rPr>
+            </w:pPr>
+            <w:r>
+              <w:rPr>
+                <w:sz w:val="15"/>
+                <w:lang w:eastAsia="ja-JP"/>
               </w:rPr>
               <w:t>商品コードからカテゴリ・サブカテゴリを取得</w:t>
             </w:r>
@@ -1541,9 +1664,15 @@
             <w:vAlign w:val="center"/>
           </w:tcPr>
           <w:p>
-            <w:r>
-              <w:rPr>
-                <w:sz w:val="15"/>
+            <w:pPr>
+              <w:rPr>
+                <w:lang w:eastAsia="ja-JP"/>
+              </w:rPr>
+            </w:pPr>
+            <w:r>
+              <w:rPr>
+                <w:sz w:val="15"/>
+                <w:lang w:eastAsia="ja-JP"/>
               </w:rPr>
               <w:t>先頭2桁・4桁を正しく取得できる</w:t>
             </w:r>
@@ -1578,7 +1707,21 @@
               <w:rPr>
                 <w:sz w:val="15"/>
               </w:rPr>
-              <w:t>`Shohin`</w:t>
+              <w:t>`</w:t>
+            </w:r>
+            <w:proofErr w:type="spellStart"/>
+            <w:r>
+              <w:rPr>
+                <w:sz w:val="15"/>
+              </w:rPr>
+              <w:t>Shohin</w:t>
+            </w:r>
+            <w:proofErr w:type="spellEnd"/>
+            <w:r>
+              <w:rPr>
+                <w:sz w:val="15"/>
+              </w:rPr>
+              <w:t>`</w:t>
             </w:r>
           </w:p>
         </w:tc>
@@ -1588,9 +1731,15 @@
             <w:vAlign w:val="center"/>
           </w:tcPr>
           <w:p>
-            <w:r>
-              <w:rPr>
-                <w:sz w:val="15"/>
+            <w:pPr>
+              <w:rPr>
+                <w:lang w:eastAsia="ja-JP"/>
+              </w:rPr>
+            </w:pPr>
+            <w:r>
+              <w:rPr>
+                <w:sz w:val="15"/>
+                <w:lang w:eastAsia="ja-JP"/>
               </w:rPr>
               <w:t>在庫・引当数から在庫表示を算出</w:t>
             </w:r>
@@ -1602,9 +1751,15 @@
             <w:vAlign w:val="center"/>
           </w:tcPr>
           <w:p>
-            <w:r>
-              <w:rPr>
-                <w:sz w:val="15"/>
+            <w:pPr>
+              <w:rPr>
+                <w:lang w:eastAsia="ja-JP"/>
+              </w:rPr>
+            </w:pPr>
+            <w:r>
+              <w:rPr>
+                <w:sz w:val="15"/>
+                <w:lang w:eastAsia="ja-JP"/>
               </w:rPr>
               <w:t>既存の在庫表示ルールと一致する</w:t>
             </w:r>
@@ -1639,7 +1794,21 @@
               <w:rPr>
                 <w:sz w:val="15"/>
               </w:rPr>
-              <w:t>`DaoFoods`</w:t>
+              <w:t>`</w:t>
+            </w:r>
+            <w:proofErr w:type="spellStart"/>
+            <w:r>
+              <w:rPr>
+                <w:sz w:val="15"/>
+              </w:rPr>
+              <w:t>DaoFoods</w:t>
+            </w:r>
+            <w:proofErr w:type="spellEnd"/>
+            <w:r>
+              <w:rPr>
+                <w:sz w:val="15"/>
+              </w:rPr>
+              <w:t>`</w:t>
             </w:r>
           </w:p>
         </w:tc>
@@ -1649,11 +1818,33 @@
             <w:vAlign w:val="center"/>
           </w:tcPr>
           <w:p>
-            <w:r>
-              <w:rPr>
-                <w:sz w:val="15"/>
-              </w:rPr>
-              <w:t>食品のResultSet項目をモデルへ設定</w:t>
+            <w:pPr>
+              <w:rPr>
+                <w:lang w:eastAsia="ja-JP"/>
+              </w:rPr>
+            </w:pPr>
+            <w:r>
+              <w:rPr>
+                <w:sz w:val="15"/>
+                <w:lang w:eastAsia="ja-JP"/>
+              </w:rPr>
+              <w:t>食品の</w:t>
+            </w:r>
+            <w:proofErr w:type="spellStart"/>
+            <w:r>
+              <w:rPr>
+                <w:sz w:val="15"/>
+                <w:lang w:eastAsia="ja-JP"/>
+              </w:rPr>
+              <w:t>ResultSet</w:t>
+            </w:r>
+            <w:proofErr w:type="spellEnd"/>
+            <w:r>
+              <w:rPr>
+                <w:sz w:val="15"/>
+                <w:lang w:eastAsia="ja-JP"/>
+              </w:rPr>
+              <w:t>項目をモデルへ設定</w:t>
             </w:r>
           </w:p>
         </w:tc>
@@ -1663,9 +1854,15 @@
             <w:vAlign w:val="center"/>
           </w:tcPr>
           <w:p>
-            <w:r>
-              <w:rPr>
-                <w:sz w:val="15"/>
+            <w:pPr>
+              <w:rPr>
+                <w:lang w:eastAsia="ja-JP"/>
+              </w:rPr>
+            </w:pPr>
+            <w:r>
+              <w:rPr>
+                <w:sz w:val="15"/>
+                <w:lang w:eastAsia="ja-JP"/>
               </w:rPr>
               <w:t>Excelの値とモデル値が一致する</w:t>
             </w:r>
@@ -1700,7 +1897,21 @@
               <w:rPr>
                 <w:sz w:val="15"/>
               </w:rPr>
-              <w:t>`DaoAv`</w:t>
+              <w:t>`</w:t>
+            </w:r>
+            <w:proofErr w:type="spellStart"/>
+            <w:r>
+              <w:rPr>
+                <w:sz w:val="15"/>
+              </w:rPr>
+              <w:t>DaoAv</w:t>
+            </w:r>
+            <w:proofErr w:type="spellEnd"/>
+            <w:r>
+              <w:rPr>
+                <w:sz w:val="15"/>
+              </w:rPr>
+              <w:t>`</w:t>
             </w:r>
           </w:p>
         </w:tc>
@@ -1710,11 +1921,33 @@
             <w:vAlign w:val="center"/>
           </w:tcPr>
           <w:p>
-            <w:r>
-              <w:rPr>
-                <w:sz w:val="15"/>
-              </w:rPr>
-              <w:t>AV機器のResultSet項目をモデルへ設定</w:t>
+            <w:pPr>
+              <w:rPr>
+                <w:lang w:eastAsia="ja-JP"/>
+              </w:rPr>
+            </w:pPr>
+            <w:r>
+              <w:rPr>
+                <w:sz w:val="15"/>
+                <w:lang w:eastAsia="ja-JP"/>
+              </w:rPr>
+              <w:t>AV機器の</w:t>
+            </w:r>
+            <w:proofErr w:type="spellStart"/>
+            <w:r>
+              <w:rPr>
+                <w:sz w:val="15"/>
+                <w:lang w:eastAsia="ja-JP"/>
+              </w:rPr>
+              <w:t>ResultSet</w:t>
+            </w:r>
+            <w:proofErr w:type="spellEnd"/>
+            <w:r>
+              <w:rPr>
+                <w:sz w:val="15"/>
+                <w:lang w:eastAsia="ja-JP"/>
+              </w:rPr>
+              <w:t>項目をモデルへ設定</w:t>
             </w:r>
           </w:p>
         </w:tc>
@@ -1724,9 +1957,15 @@
             <w:vAlign w:val="center"/>
           </w:tcPr>
           <w:p>
-            <w:r>
-              <w:rPr>
-                <w:sz w:val="15"/>
+            <w:pPr>
+              <w:rPr>
+                <w:lang w:eastAsia="ja-JP"/>
+              </w:rPr>
+            </w:pPr>
+            <w:r>
+              <w:rPr>
+                <w:sz w:val="15"/>
+                <w:lang w:eastAsia="ja-JP"/>
               </w:rPr>
               <w:t>Excelの値とモデル値が一致する</w:t>
             </w:r>
@@ -1761,7 +2000,21 @@
               <w:rPr>
                 <w:sz w:val="15"/>
               </w:rPr>
-              <w:t>`DaoPc`</w:t>
+              <w:t>`</w:t>
+            </w:r>
+            <w:proofErr w:type="spellStart"/>
+            <w:r>
+              <w:rPr>
+                <w:sz w:val="15"/>
+              </w:rPr>
+              <w:t>DaoPc</w:t>
+            </w:r>
+            <w:proofErr w:type="spellEnd"/>
+            <w:r>
+              <w:rPr>
+                <w:sz w:val="15"/>
+              </w:rPr>
+              <w:t>`</w:t>
             </w:r>
           </w:p>
         </w:tc>
@@ -1771,11 +2024,33 @@
             <w:vAlign w:val="center"/>
           </w:tcPr>
           <w:p>
-            <w:r>
-              <w:rPr>
-                <w:sz w:val="15"/>
-              </w:rPr>
-              <w:t>PCのResultSet項目をモデルへ設定</w:t>
+            <w:pPr>
+              <w:rPr>
+                <w:lang w:eastAsia="ja-JP"/>
+              </w:rPr>
+            </w:pPr>
+            <w:r>
+              <w:rPr>
+                <w:sz w:val="15"/>
+                <w:lang w:eastAsia="ja-JP"/>
+              </w:rPr>
+              <w:t>PCの</w:t>
+            </w:r>
+            <w:proofErr w:type="spellStart"/>
+            <w:r>
+              <w:rPr>
+                <w:sz w:val="15"/>
+                <w:lang w:eastAsia="ja-JP"/>
+              </w:rPr>
+              <w:t>ResultSet</w:t>
+            </w:r>
+            <w:proofErr w:type="spellEnd"/>
+            <w:r>
+              <w:rPr>
+                <w:sz w:val="15"/>
+                <w:lang w:eastAsia="ja-JP"/>
+              </w:rPr>
+              <w:t>項目をモデルへ設定</w:t>
             </w:r>
           </w:p>
         </w:tc>
@@ -1785,9 +2060,15 @@
             <w:vAlign w:val="center"/>
           </w:tcPr>
           <w:p>
-            <w:r>
-              <w:rPr>
-                <w:sz w:val="15"/>
+            <w:pPr>
+              <w:rPr>
+                <w:lang w:eastAsia="ja-JP"/>
+              </w:rPr>
+            </w:pPr>
+            <w:r>
+              <w:rPr>
+                <w:sz w:val="15"/>
+                <w:lang w:eastAsia="ja-JP"/>
               </w:rPr>
               <w:t>Excelの値とモデル値が一致する</w:t>
             </w:r>
@@ -1822,7 +2103,21 @@
               <w:rPr>
                 <w:sz w:val="15"/>
               </w:rPr>
-              <w:t>`DaoControl`</w:t>
+              <w:t>`</w:t>
+            </w:r>
+            <w:proofErr w:type="spellStart"/>
+            <w:r>
+              <w:rPr>
+                <w:sz w:val="15"/>
+              </w:rPr>
+              <w:t>DaoControl</w:t>
+            </w:r>
+            <w:proofErr w:type="spellEnd"/>
+            <w:r>
+              <w:rPr>
+                <w:sz w:val="15"/>
+              </w:rPr>
+              <w:t>`</w:t>
             </w:r>
           </w:p>
         </w:tc>
@@ -1832,9 +2127,15 @@
             <w:vAlign w:val="center"/>
           </w:tcPr>
           <w:p>
-            <w:r>
-              <w:rPr>
-                <w:sz w:val="15"/>
+            <w:pPr>
+              <w:rPr>
+                <w:lang w:eastAsia="ja-JP"/>
+              </w:rPr>
+            </w:pPr>
+            <w:r>
+              <w:rPr>
+                <w:sz w:val="15"/>
+                <w:lang w:eastAsia="ja-JP"/>
               </w:rPr>
               <w:t>`03`、`04`、`05`のDAO振り分け</w:t>
             </w:r>
@@ -1846,9 +2147,15 @@
             <w:vAlign w:val="center"/>
           </w:tcPr>
           <w:p>
-            <w:r>
-              <w:rPr>
-                <w:sz w:val="15"/>
+            <w:pPr>
+              <w:rPr>
+                <w:lang w:eastAsia="ja-JP"/>
+              </w:rPr>
+            </w:pPr>
+            <w:r>
+              <w:rPr>
+                <w:sz w:val="15"/>
+                <w:lang w:eastAsia="ja-JP"/>
               </w:rPr>
               <w:t>対応するDAOが選択される</w:t>
             </w:r>
@@ -1883,7 +2190,21 @@
               <w:rPr>
                 <w:sz w:val="15"/>
               </w:rPr>
-              <w:t>`JuchuControl`</w:t>
+              <w:t>`</w:t>
+            </w:r>
+            <w:proofErr w:type="spellStart"/>
+            <w:r>
+              <w:rPr>
+                <w:sz w:val="15"/>
+              </w:rPr>
+              <w:t>JuchuControl</w:t>
+            </w:r>
+            <w:proofErr w:type="spellEnd"/>
+            <w:r>
+              <w:rPr>
+                <w:sz w:val="15"/>
+              </w:rPr>
+              <w:t>`</w:t>
             </w:r>
           </w:p>
         </w:tc>
@@ -1893,9 +2214,15 @@
             <w:vAlign w:val="center"/>
           </w:tcPr>
           <w:p>
-            <w:r>
-              <w:rPr>
-                <w:sz w:val="15"/>
+            <w:pPr>
+              <w:rPr>
+                <w:lang w:eastAsia="ja-JP"/>
+              </w:rPr>
+            </w:pPr>
+            <w:r>
+              <w:rPr>
+                <w:sz w:val="15"/>
+                <w:lang w:eastAsia="ja-JP"/>
               </w:rPr>
               <w:t>`詳細03`～`詳細05`の画面振り分け</w:t>
             </w:r>
@@ -1907,9 +2234,15 @@
             <w:vAlign w:val="center"/>
           </w:tcPr>
           <w:p>
-            <w:r>
-              <w:rPr>
-                <w:sz w:val="15"/>
+            <w:pPr>
+              <w:rPr>
+                <w:lang w:eastAsia="ja-JP"/>
+              </w:rPr>
+            </w:pPr>
+            <w:r>
+              <w:rPr>
+                <w:sz w:val="15"/>
+                <w:lang w:eastAsia="ja-JP"/>
               </w:rPr>
               <w:t>対応するJSPへ遷移する</w:t>
             </w:r>
@@ -1917,7 +2250,13 @@
         </w:tc>
       </w:tr>
     </w:tbl>
-    <w:p/>
+    <w:p>
+      <w:pPr>
+        <w:rPr>
+          <w:lang w:eastAsia="ja-JP"/>
+        </w:rPr>
+      </w:pPr>
+    </w:p>
     <w:p>
       <w:pPr>
         <w:pStyle w:val="21"/>
@@ -1925,9 +2264,11 @@
       <w:r>
         <w:t xml:space="preserve">4.2 </w:t>
       </w:r>
+      <w:proofErr w:type="spellStart"/>
       <w:r>
         <w:t>結合テスト</w:t>
       </w:r>
+      <w:proofErr w:type="spellEnd"/>
     </w:p>
     <w:tbl>
       <w:tblPr>
@@ -1969,12 +2310,14 @@
             <w:vAlign w:val="center"/>
           </w:tcPr>
           <w:p>
+            <w:proofErr w:type="spellStart"/>
             <w:r>
               <w:rPr>
                 <w:sz w:val="15"/>
               </w:rPr>
               <w:t>結合範囲</w:t>
             </w:r>
+            <w:proofErr w:type="spellEnd"/>
           </w:p>
         </w:tc>
         <w:tc>
@@ -1984,12 +2327,14 @@
             <w:vAlign w:val="center"/>
           </w:tcPr>
           <w:p>
+            <w:proofErr w:type="spellStart"/>
             <w:r>
               <w:rPr>
                 <w:sz w:val="15"/>
               </w:rPr>
               <w:t>確認内容</w:t>
             </w:r>
+            <w:proofErr w:type="spellEnd"/>
           </w:p>
         </w:tc>
         <w:tc>
@@ -1999,12 +2344,14 @@
             <w:vAlign w:val="center"/>
           </w:tcPr>
           <w:p>
+            <w:proofErr w:type="spellStart"/>
             <w:r>
               <w:rPr>
                 <w:sz w:val="15"/>
               </w:rPr>
               <w:t>期待結果</w:t>
             </w:r>
+            <w:proofErr w:type="spellEnd"/>
           </w:p>
         </w:tc>
       </w:tr>
@@ -2046,9 +2393,15 @@
             <w:vAlign w:val="center"/>
           </w:tcPr>
           <w:p>
-            <w:r>
-              <w:rPr>
-                <w:sz w:val="15"/>
+            <w:pPr>
+              <w:rPr>
+                <w:lang w:eastAsia="ja-JP"/>
+              </w:rPr>
+            </w:pPr>
+            <w:r>
+              <w:rPr>
+                <w:sz w:val="15"/>
+                <w:lang w:eastAsia="ja-JP"/>
               </w:rPr>
               <w:t>カテゴリ一覧を取得・表示</w:t>
             </w:r>
@@ -2060,9 +2413,15 @@
             <w:vAlign w:val="center"/>
           </w:tcPr>
           <w:p>
-            <w:r>
-              <w:rPr>
-                <w:sz w:val="15"/>
+            <w:pPr>
+              <w:rPr>
+                <w:lang w:eastAsia="ja-JP"/>
+              </w:rPr>
+            </w:pPr>
+            <w:r>
+              <w:rPr>
+                <w:sz w:val="15"/>
+                <w:lang w:eastAsia="ja-JP"/>
               </w:rPr>
               <w:t>食品、AV機器、PCが表示される</w:t>
             </w:r>
@@ -2107,9 +2466,15 @@
             <w:vAlign w:val="center"/>
           </w:tcPr>
           <w:p>
-            <w:r>
-              <w:rPr>
-                <w:sz w:val="15"/>
+            <w:pPr>
+              <w:rPr>
+                <w:lang w:eastAsia="ja-JP"/>
+              </w:rPr>
+            </w:pPr>
+            <w:r>
+              <w:rPr>
+                <w:sz w:val="15"/>
+                <w:lang w:eastAsia="ja-JP"/>
               </w:rPr>
               <w:t>サブカテゴリを取得・表示</w:t>
             </w:r>
@@ -2121,9 +2486,15 @@
             <w:vAlign w:val="center"/>
           </w:tcPr>
           <w:p>
-            <w:r>
-              <w:rPr>
-                <w:sz w:val="15"/>
+            <w:pPr>
+              <w:rPr>
+                <w:lang w:eastAsia="ja-JP"/>
+              </w:rPr>
+            </w:pPr>
+            <w:r>
+              <w:rPr>
+                <w:sz w:val="15"/>
+                <w:lang w:eastAsia="ja-JP"/>
               </w:rPr>
               <w:t>`0301`～`0501`が正しく表示される</w:t>
             </w:r>
@@ -2158,7 +2529,21 @@
               <w:rPr>
                 <w:sz w:val="15"/>
               </w:rPr>
-              <w:t>`DaoShohin`～`FOODS/AV/PC_TABLE`</w:t>
+              <w:t>`</w:t>
+            </w:r>
+            <w:proofErr w:type="spellStart"/>
+            <w:r>
+              <w:rPr>
+                <w:sz w:val="15"/>
+              </w:rPr>
+              <w:t>DaoShohin</w:t>
+            </w:r>
+            <w:proofErr w:type="spellEnd"/>
+            <w:r>
+              <w:rPr>
+                <w:sz w:val="15"/>
+              </w:rPr>
+              <w:t>`～`FOODS/AV/PC_TABLE`</w:t>
             </w:r>
           </w:p>
         </w:tc>
@@ -2168,9 +2553,15 @@
             <w:vAlign w:val="center"/>
           </w:tcPr>
           <w:p>
-            <w:r>
-              <w:rPr>
-                <w:sz w:val="15"/>
+            <w:pPr>
+              <w:rPr>
+                <w:lang w:eastAsia="ja-JP"/>
+              </w:rPr>
+            </w:pPr>
+            <w:r>
+              <w:rPr>
+                <w:sz w:val="15"/>
+                <w:lang w:eastAsia="ja-JP"/>
               </w:rPr>
               <w:t>食品・AV・PCの商品一覧取得</w:t>
             </w:r>
@@ -2182,9 +2573,15 @@
             <w:vAlign w:val="center"/>
           </w:tcPr>
           <w:p>
-            <w:r>
-              <w:rPr>
-                <w:sz w:val="15"/>
+            <w:pPr>
+              <w:rPr>
+                <w:lang w:eastAsia="ja-JP"/>
+              </w:rPr>
+            </w:pPr>
+            <w:r>
+              <w:rPr>
+                <w:sz w:val="15"/>
+                <w:lang w:eastAsia="ja-JP"/>
               </w:rPr>
               <w:t>各カテゴリの商品件数と項目が一致する</w:t>
             </w:r>
@@ -2216,9 +2613,15 @@
             <w:vAlign w:val="center"/>
           </w:tcPr>
           <w:p>
-            <w:r>
-              <w:rPr>
-                <w:sz w:val="15"/>
+            <w:pPr>
+              <w:rPr>
+                <w:lang w:eastAsia="ja-JP"/>
+              </w:rPr>
+            </w:pPr>
+            <w:r>
+              <w:rPr>
+                <w:sz w:val="15"/>
+                <w:lang w:eastAsia="ja-JP"/>
               </w:rPr>
               <w:t>カテゴリ別DAO～詳細JSP</w:t>
             </w:r>
@@ -2230,9 +2633,15 @@
             <w:vAlign w:val="center"/>
           </w:tcPr>
           <w:p>
-            <w:r>
-              <w:rPr>
-                <w:sz w:val="15"/>
+            <w:pPr>
+              <w:rPr>
+                <w:lang w:eastAsia="ja-JP"/>
+              </w:rPr>
+            </w:pPr>
+            <w:r>
+              <w:rPr>
+                <w:sz w:val="15"/>
+                <w:lang w:eastAsia="ja-JP"/>
               </w:rPr>
               <w:t>商品詳細を取得・表示</w:t>
             </w:r>
@@ -2244,9 +2653,15 @@
             <w:vAlign w:val="center"/>
           </w:tcPr>
           <w:p>
-            <w:r>
-              <w:rPr>
-                <w:sz w:val="15"/>
+            <w:pPr>
+              <w:rPr>
+                <w:lang w:eastAsia="ja-JP"/>
+              </w:rPr>
+            </w:pPr>
+            <w:r>
+              <w:rPr>
+                <w:sz w:val="15"/>
+                <w:lang w:eastAsia="ja-JP"/>
               </w:rPr>
               <w:t>共通項目と固有項目が表示される</w:t>
             </w:r>
@@ -2277,9 +2692,15 @@
             <w:vAlign w:val="center"/>
           </w:tcPr>
           <w:p>
-            <w:r>
-              <w:rPr>
-                <w:sz w:val="15"/>
+            <w:pPr>
+              <w:rPr>
+                <w:lang w:eastAsia="ja-JP"/>
+              </w:rPr>
+            </w:pPr>
+            <w:r>
+              <w:rPr>
+                <w:sz w:val="15"/>
+                <w:lang w:eastAsia="ja-JP"/>
               </w:rPr>
               <w:t>詳細JSP～画像ファイル</w:t>
             </w:r>
@@ -2291,9 +2712,15 @@
             <w:vAlign w:val="center"/>
           </w:tcPr>
           <w:p>
-            <w:r>
-              <w:rPr>
-                <w:sz w:val="15"/>
+            <w:pPr>
+              <w:rPr>
+                <w:lang w:eastAsia="ja-JP"/>
+              </w:rPr>
+            </w:pPr>
+            <w:r>
+              <w:rPr>
+                <w:sz w:val="15"/>
+                <w:lang w:eastAsia="ja-JP"/>
               </w:rPr>
               <w:t>`IMG_URI`から画像を表示</w:t>
             </w:r>
@@ -2305,9 +2732,15 @@
             <w:vAlign w:val="center"/>
           </w:tcPr>
           <w:p>
-            <w:r>
-              <w:rPr>
-                <w:sz w:val="15"/>
+            <w:pPr>
+              <w:rPr>
+                <w:lang w:eastAsia="ja-JP"/>
+              </w:rPr>
+            </w:pPr>
+            <w:r>
+              <w:rPr>
+                <w:sz w:val="15"/>
+                <w:lang w:eastAsia="ja-JP"/>
               </w:rPr>
               <w:t>対応画像が表示される</w:t>
             </w:r>
@@ -2352,12 +2785,14 @@
             <w:vAlign w:val="center"/>
           </w:tcPr>
           <w:p>
+            <w:proofErr w:type="spellStart"/>
             <w:r>
               <w:rPr>
                 <w:sz w:val="15"/>
               </w:rPr>
               <w:t>営業所別在庫を取得</w:t>
             </w:r>
+            <w:proofErr w:type="spellEnd"/>
           </w:p>
         </w:tc>
         <w:tc>
@@ -2366,9 +2801,15 @@
             <w:vAlign w:val="center"/>
           </w:tcPr>
           <w:p>
-            <w:r>
-              <w:rPr>
-                <w:sz w:val="15"/>
+            <w:pPr>
+              <w:rPr>
+                <w:lang w:eastAsia="ja-JP"/>
+              </w:rPr>
+            </w:pPr>
+            <w:r>
+              <w:rPr>
+                <w:sz w:val="15"/>
+                <w:lang w:eastAsia="ja-JP"/>
               </w:rPr>
               <w:t>`01`～`03`の在庫値が一致する</w:t>
             </w:r>
@@ -2399,12 +2840,14 @@
             <w:vAlign w:val="center"/>
           </w:tcPr>
           <w:p>
+            <w:proofErr w:type="spellStart"/>
             <w:r>
               <w:rPr>
                 <w:sz w:val="15"/>
               </w:rPr>
               <w:t>商品一覧～カート</w:t>
             </w:r>
+            <w:proofErr w:type="spellEnd"/>
           </w:p>
         </w:tc>
         <w:tc>
@@ -2413,9 +2856,15 @@
             <w:vAlign w:val="center"/>
           </w:tcPr>
           <w:p>
-            <w:r>
-              <w:rPr>
-                <w:sz w:val="15"/>
+            <w:pPr>
+              <w:rPr>
+                <w:lang w:eastAsia="ja-JP"/>
+              </w:rPr>
+            </w:pPr>
+            <w:r>
+              <w:rPr>
+                <w:sz w:val="15"/>
+                <w:lang w:eastAsia="ja-JP"/>
               </w:rPr>
               <w:t>新商品をカートへ追加</w:t>
             </w:r>
@@ -2427,9 +2876,15 @@
             <w:vAlign w:val="center"/>
           </w:tcPr>
           <w:p>
-            <w:r>
-              <w:rPr>
-                <w:sz w:val="15"/>
+            <w:pPr>
+              <w:rPr>
+                <w:lang w:eastAsia="ja-JP"/>
+              </w:rPr>
+            </w:pPr>
+            <w:r>
+              <w:rPr>
+                <w:sz w:val="15"/>
+                <w:lang w:eastAsia="ja-JP"/>
               </w:rPr>
               <w:t>商品コード・数量・単価がカートに保持される</w:t>
             </w:r>
@@ -2437,7 +2892,13 @@
         </w:tc>
       </w:tr>
     </w:tbl>
-    <w:p/>
+    <w:p>
+      <w:pPr>
+        <w:rPr>
+          <w:lang w:eastAsia="ja-JP"/>
+        </w:rPr>
+      </w:pPr>
+    </w:p>
     <w:p>
       <w:pPr>
         <w:pStyle w:val="21"/>
@@ -2445,9 +2906,11 @@
       <w:r>
         <w:t xml:space="preserve">4.3 </w:t>
       </w:r>
+      <w:proofErr w:type="spellStart"/>
       <w:r>
         <w:t>統合テスト</w:t>
       </w:r>
+      <w:proofErr w:type="spellEnd"/>
     </w:p>
     <w:tbl>
       <w:tblPr>
@@ -2489,12 +2952,14 @@
             <w:vAlign w:val="center"/>
           </w:tcPr>
           <w:p>
+            <w:proofErr w:type="spellStart"/>
             <w:r>
               <w:rPr>
                 <w:sz w:val="15"/>
               </w:rPr>
               <w:t>シナリオ</w:t>
             </w:r>
+            <w:proofErr w:type="spellEnd"/>
           </w:p>
         </w:tc>
         <w:tc>
@@ -2504,12 +2969,14 @@
             <w:vAlign w:val="center"/>
           </w:tcPr>
           <w:p>
+            <w:proofErr w:type="spellStart"/>
             <w:r>
               <w:rPr>
                 <w:sz w:val="15"/>
               </w:rPr>
               <w:t>確認内容</w:t>
             </w:r>
+            <w:proofErr w:type="spellEnd"/>
           </w:p>
         </w:tc>
         <w:tc>
@@ -2519,12 +2986,14 @@
             <w:vAlign w:val="center"/>
           </w:tcPr>
           <w:p>
+            <w:proofErr w:type="spellStart"/>
             <w:r>
               <w:rPr>
                 <w:sz w:val="15"/>
               </w:rPr>
               <w:t>期待結果</w:t>
             </w:r>
+            <w:proofErr w:type="spellEnd"/>
           </w:p>
         </w:tc>
       </w:tr>
@@ -2552,12 +3021,14 @@
             <w:vAlign w:val="center"/>
           </w:tcPr>
           <w:p>
+            <w:proofErr w:type="spellStart"/>
             <w:r>
               <w:rPr>
                 <w:sz w:val="15"/>
               </w:rPr>
               <w:t>食品検索から受注</w:t>
             </w:r>
+            <w:proofErr w:type="spellEnd"/>
           </w:p>
         </w:tc>
         <w:tc>
@@ -2566,9 +3037,15 @@
             <w:vAlign w:val="center"/>
           </w:tcPr>
           <w:p>
-            <w:r>
-              <w:rPr>
-                <w:sz w:val="15"/>
+            <w:pPr>
+              <w:rPr>
+                <w:lang w:eastAsia="ja-JP"/>
+              </w:rPr>
+            </w:pPr>
+            <w:r>
+              <w:rPr>
+                <w:sz w:val="15"/>
+                <w:lang w:eastAsia="ja-JP"/>
               </w:rPr>
               <w:t>食品を検索、詳細確認、カート追加、受注登録</w:t>
             </w:r>
@@ -2580,9 +3057,15 @@
             <w:vAlign w:val="center"/>
           </w:tcPr>
           <w:p>
-            <w:r>
-              <w:rPr>
-                <w:sz w:val="15"/>
+            <w:pPr>
+              <w:rPr>
+                <w:lang w:eastAsia="ja-JP"/>
+              </w:rPr>
+            </w:pPr>
+            <w:r>
+              <w:rPr>
+                <w:sz w:val="15"/>
+                <w:lang w:eastAsia="ja-JP"/>
               </w:rPr>
               <w:t>受注・明細・在庫引当が正しく登録される</w:t>
             </w:r>
@@ -2613,9 +3096,15 @@
             <w:vAlign w:val="center"/>
           </w:tcPr>
           <w:p>
-            <w:r>
-              <w:rPr>
-                <w:sz w:val="15"/>
+            <w:pPr>
+              <w:rPr>
+                <w:lang w:eastAsia="ja-JP"/>
+              </w:rPr>
+            </w:pPr>
+            <w:r>
+              <w:rPr>
+                <w:sz w:val="15"/>
+                <w:lang w:eastAsia="ja-JP"/>
               </w:rPr>
               <w:t>AV機器検索から受注</w:t>
             </w:r>
@@ -2627,9 +3116,15 @@
             <w:vAlign w:val="center"/>
           </w:tcPr>
           <w:p>
-            <w:r>
-              <w:rPr>
-                <w:sz w:val="15"/>
+            <w:pPr>
+              <w:rPr>
+                <w:lang w:eastAsia="ja-JP"/>
+              </w:rPr>
+            </w:pPr>
+            <w:r>
+              <w:rPr>
+                <w:sz w:val="15"/>
+                <w:lang w:eastAsia="ja-JP"/>
               </w:rPr>
               <w:t>AV機器を検索、詳細確認、カート追加、受注登録</w:t>
             </w:r>
@@ -2641,9 +3136,15 @@
             <w:vAlign w:val="center"/>
           </w:tcPr>
           <w:p>
-            <w:r>
-              <w:rPr>
-                <w:sz w:val="15"/>
+            <w:pPr>
+              <w:rPr>
+                <w:lang w:eastAsia="ja-JP"/>
+              </w:rPr>
+            </w:pPr>
+            <w:r>
+              <w:rPr>
+                <w:sz w:val="15"/>
+                <w:lang w:eastAsia="ja-JP"/>
               </w:rPr>
               <w:t>受注処理が既存フローで完了する</w:t>
             </w:r>
@@ -2674,12 +3175,14 @@
             <w:vAlign w:val="center"/>
           </w:tcPr>
           <w:p>
+            <w:proofErr w:type="spellStart"/>
             <w:r>
               <w:rPr>
                 <w:sz w:val="15"/>
               </w:rPr>
               <w:t>PC検索から受注</w:t>
             </w:r>
+            <w:proofErr w:type="spellEnd"/>
           </w:p>
         </w:tc>
         <w:tc>
@@ -2688,9 +3191,15 @@
             <w:vAlign w:val="center"/>
           </w:tcPr>
           <w:p>
-            <w:r>
-              <w:rPr>
-                <w:sz w:val="15"/>
+            <w:pPr>
+              <w:rPr>
+                <w:lang w:eastAsia="ja-JP"/>
+              </w:rPr>
+            </w:pPr>
+            <w:r>
+              <w:rPr>
+                <w:sz w:val="15"/>
+                <w:lang w:eastAsia="ja-JP"/>
               </w:rPr>
               <w:t>PCを検索、詳細確認、カート追加、受注登録</w:t>
             </w:r>
@@ -2702,9 +3211,15 @@
             <w:vAlign w:val="center"/>
           </w:tcPr>
           <w:p>
-            <w:r>
-              <w:rPr>
-                <w:sz w:val="15"/>
+            <w:pPr>
+              <w:rPr>
+                <w:lang w:eastAsia="ja-JP"/>
+              </w:rPr>
+            </w:pPr>
+            <w:r>
+              <w:rPr>
+                <w:sz w:val="15"/>
+                <w:lang w:eastAsia="ja-JP"/>
               </w:rPr>
               <w:t>受注処理が既存フローで完了する</w:t>
             </w:r>
@@ -2735,12 +3250,14 @@
             <w:vAlign w:val="center"/>
           </w:tcPr>
           <w:p>
+            <w:proofErr w:type="spellStart"/>
             <w:r>
               <w:rPr>
                 <w:sz w:val="15"/>
               </w:rPr>
               <w:t>複数カテゴリ混在</w:t>
             </w:r>
+            <w:proofErr w:type="spellEnd"/>
           </w:p>
         </w:tc>
         <w:tc>
@@ -2749,9 +3266,15 @@
             <w:vAlign w:val="center"/>
           </w:tcPr>
           <w:p>
-            <w:r>
-              <w:rPr>
-                <w:sz w:val="15"/>
+            <w:pPr>
+              <w:rPr>
+                <w:lang w:eastAsia="ja-JP"/>
+              </w:rPr>
+            </w:pPr>
+            <w:r>
+              <w:rPr>
+                <w:sz w:val="15"/>
+                <w:lang w:eastAsia="ja-JP"/>
               </w:rPr>
               <w:t>食品・AV機器・PCを同一カートへ追加</w:t>
             </w:r>
@@ -2763,9 +3286,15 @@
             <w:vAlign w:val="center"/>
           </w:tcPr>
           <w:p>
-            <w:r>
-              <w:rPr>
-                <w:sz w:val="15"/>
+            <w:pPr>
+              <w:rPr>
+                <w:lang w:eastAsia="ja-JP"/>
+              </w:rPr>
+            </w:pPr>
+            <w:r>
+              <w:rPr>
+                <w:sz w:val="15"/>
+                <w:lang w:eastAsia="ja-JP"/>
               </w:rPr>
               <w:t>明細ごとの商品・数量・金額が正しい</w:t>
             </w:r>
@@ -2796,12 +3325,14 @@
             <w:vAlign w:val="center"/>
           </w:tcPr>
           <w:p>
+            <w:proofErr w:type="spellStart"/>
             <w:r>
               <w:rPr>
                 <w:sz w:val="15"/>
               </w:rPr>
               <w:t>在庫不足</w:t>
             </w:r>
+            <w:proofErr w:type="spellEnd"/>
           </w:p>
         </w:tc>
         <w:tc>
@@ -2810,9 +3341,15 @@
             <w:vAlign w:val="center"/>
           </w:tcPr>
           <w:p>
-            <w:r>
-              <w:rPr>
-                <w:sz w:val="15"/>
+            <w:pPr>
+              <w:rPr>
+                <w:lang w:eastAsia="ja-JP"/>
+              </w:rPr>
+            </w:pPr>
+            <w:r>
+              <w:rPr>
+                <w:sz w:val="15"/>
+                <w:lang w:eastAsia="ja-JP"/>
               </w:rPr>
               <w:t>在庫数を超える数量を指定</w:t>
             </w:r>
@@ -2824,9 +3361,15 @@
             <w:vAlign w:val="center"/>
           </w:tcPr>
           <w:p>
-            <w:r>
-              <w:rPr>
-                <w:sz w:val="15"/>
+            <w:pPr>
+              <w:rPr>
+                <w:lang w:eastAsia="ja-JP"/>
+              </w:rPr>
+            </w:pPr>
+            <w:r>
+              <w:rPr>
+                <w:sz w:val="15"/>
+                <w:lang w:eastAsia="ja-JP"/>
               </w:rPr>
               <w:t>既存の在庫エラー画面へ遷移し、DBを不正更新しない</w:t>
             </w:r>
@@ -2834,7 +3377,13 @@
         </w:tc>
       </w:tr>
     </w:tbl>
-    <w:p/>
+    <w:p>
+      <w:pPr>
+        <w:rPr>
+          <w:lang w:eastAsia="ja-JP"/>
+        </w:rPr>
+      </w:pPr>
+    </w:p>
     <w:p>
       <w:pPr>
         <w:pStyle w:val="21"/>
@@ -2842,9 +3391,11 @@
       <w:r>
         <w:t xml:space="preserve">4.4 </w:t>
       </w:r>
+      <w:proofErr w:type="spellStart"/>
       <w:r>
         <w:t>回帰テスト</w:t>
       </w:r>
+      <w:proofErr w:type="spellEnd"/>
     </w:p>
     <w:tbl>
       <w:tblPr>
@@ -2886,12 +3437,14 @@
             <w:vAlign w:val="center"/>
           </w:tcPr>
           <w:p>
+            <w:proofErr w:type="spellStart"/>
             <w:r>
               <w:rPr>
                 <w:sz w:val="15"/>
               </w:rPr>
               <w:t>対象</w:t>
             </w:r>
+            <w:proofErr w:type="spellEnd"/>
           </w:p>
         </w:tc>
         <w:tc>
@@ -2901,12 +3454,14 @@
             <w:vAlign w:val="center"/>
           </w:tcPr>
           <w:p>
+            <w:proofErr w:type="spellStart"/>
             <w:r>
               <w:rPr>
                 <w:sz w:val="15"/>
               </w:rPr>
               <w:t>確認内容</w:t>
             </w:r>
+            <w:proofErr w:type="spellEnd"/>
           </w:p>
         </w:tc>
         <w:tc>
@@ -2916,12 +3471,14 @@
             <w:vAlign w:val="center"/>
           </w:tcPr>
           <w:p>
+            <w:proofErr w:type="spellStart"/>
             <w:r>
               <w:rPr>
                 <w:sz w:val="15"/>
               </w:rPr>
               <w:t>期待結果</w:t>
             </w:r>
+            <w:proofErr w:type="spellEnd"/>
           </w:p>
         </w:tc>
       </w:tr>
@@ -2949,12 +3506,14 @@
             <w:vAlign w:val="center"/>
           </w:tcPr>
           <w:p>
+            <w:proofErr w:type="spellStart"/>
             <w:r>
               <w:rPr>
                 <w:sz w:val="15"/>
               </w:rPr>
               <w:t>文具</w:t>
             </w:r>
+            <w:proofErr w:type="spellEnd"/>
           </w:p>
         </w:tc>
         <w:tc>
@@ -2963,9 +3522,15 @@
             <w:vAlign w:val="center"/>
           </w:tcPr>
           <w:p>
-            <w:r>
-              <w:rPr>
-                <w:sz w:val="15"/>
+            <w:pPr>
+              <w:rPr>
+                <w:lang w:eastAsia="ja-JP"/>
+              </w:rPr>
+            </w:pPr>
+            <w:r>
+              <w:rPr>
+                <w:sz w:val="15"/>
+                <w:lang w:eastAsia="ja-JP"/>
               </w:rPr>
               <w:t>カテゴリ選択、一覧、詳細表示</w:t>
             </w:r>
@@ -2977,9 +3542,15 @@
             <w:vAlign w:val="center"/>
           </w:tcPr>
           <w:p>
-            <w:r>
-              <w:rPr>
-                <w:sz w:val="15"/>
+            <w:pPr>
+              <w:rPr>
+                <w:lang w:eastAsia="ja-JP"/>
+              </w:rPr>
+            </w:pPr>
+            <w:r>
+              <w:rPr>
+                <w:sz w:val="15"/>
+                <w:lang w:eastAsia="ja-JP"/>
               </w:rPr>
               <w:t>改修前と同じ結果になる</w:t>
             </w:r>
@@ -3010,12 +3581,14 @@
             <w:vAlign w:val="center"/>
           </w:tcPr>
           <w:p>
+            <w:proofErr w:type="spellStart"/>
             <w:r>
               <w:rPr>
                 <w:sz w:val="15"/>
               </w:rPr>
               <w:t>書籍</w:t>
             </w:r>
+            <w:proofErr w:type="spellEnd"/>
           </w:p>
         </w:tc>
         <w:tc>
@@ -3024,9 +3597,15 @@
             <w:vAlign w:val="center"/>
           </w:tcPr>
           <w:p>
-            <w:r>
-              <w:rPr>
-                <w:sz w:val="15"/>
+            <w:pPr>
+              <w:rPr>
+                <w:lang w:eastAsia="ja-JP"/>
+              </w:rPr>
+            </w:pPr>
+            <w:r>
+              <w:rPr>
+                <w:sz w:val="15"/>
+                <w:lang w:eastAsia="ja-JP"/>
               </w:rPr>
               <w:t>カテゴリ選択、一覧、詳細表示</w:t>
             </w:r>
@@ -3038,9 +3617,15 @@
             <w:vAlign w:val="center"/>
           </w:tcPr>
           <w:p>
-            <w:r>
-              <w:rPr>
-                <w:sz w:val="15"/>
+            <w:pPr>
+              <w:rPr>
+                <w:lang w:eastAsia="ja-JP"/>
+              </w:rPr>
+            </w:pPr>
+            <w:r>
+              <w:rPr>
+                <w:sz w:val="15"/>
+                <w:lang w:eastAsia="ja-JP"/>
               </w:rPr>
               <w:t>改修前と同じ結果になる</w:t>
             </w:r>
@@ -3071,12 +3656,14 @@
             <w:vAlign w:val="center"/>
           </w:tcPr>
           <w:p>
+            <w:proofErr w:type="spellStart"/>
             <w:r>
               <w:rPr>
                 <w:sz w:val="15"/>
               </w:rPr>
               <w:t>既存画像</w:t>
             </w:r>
+            <w:proofErr w:type="spellEnd"/>
           </w:p>
         </w:tc>
         <w:tc>
@@ -3085,9 +3672,15 @@
             <w:vAlign w:val="center"/>
           </w:tcPr>
           <w:p>
-            <w:r>
-              <w:rPr>
-                <w:sz w:val="15"/>
+            <w:pPr>
+              <w:rPr>
+                <w:lang w:eastAsia="ja-JP"/>
+              </w:rPr>
+            </w:pPr>
+            <w:r>
+              <w:rPr>
+                <w:sz w:val="15"/>
+                <w:lang w:eastAsia="ja-JP"/>
               </w:rPr>
               <w:t>文具・書籍の商品画像表示</w:t>
             </w:r>
@@ -3099,9 +3692,15 @@
             <w:vAlign w:val="center"/>
           </w:tcPr>
           <w:p>
-            <w:r>
-              <w:rPr>
-                <w:sz w:val="15"/>
+            <w:pPr>
+              <w:rPr>
+                <w:lang w:eastAsia="ja-JP"/>
+              </w:rPr>
+            </w:pPr>
+            <w:r>
+              <w:rPr>
+                <w:sz w:val="15"/>
+                <w:lang w:eastAsia="ja-JP"/>
               </w:rPr>
               <w:t>既存画像が表示される</w:t>
             </w:r>
@@ -3132,12 +3731,14 @@
             <w:vAlign w:val="center"/>
           </w:tcPr>
           <w:p>
+            <w:proofErr w:type="spellStart"/>
             <w:r>
               <w:rPr>
                 <w:sz w:val="15"/>
               </w:rPr>
               <w:t>カート</w:t>
             </w:r>
+            <w:proofErr w:type="spellEnd"/>
           </w:p>
         </w:tc>
         <w:tc>
@@ -3146,9 +3747,15 @@
             <w:vAlign w:val="center"/>
           </w:tcPr>
           <w:p>
-            <w:r>
-              <w:rPr>
-                <w:sz w:val="15"/>
+            <w:pPr>
+              <w:rPr>
+                <w:lang w:eastAsia="ja-JP"/>
+              </w:rPr>
+            </w:pPr>
+            <w:r>
+              <w:rPr>
+                <w:sz w:val="15"/>
+                <w:lang w:eastAsia="ja-JP"/>
               </w:rPr>
               <w:t>既存商品の追加・数量変更・削除</w:t>
             </w:r>
@@ -3160,9 +3767,15 @@
             <w:vAlign w:val="center"/>
           </w:tcPr>
           <w:p>
-            <w:r>
-              <w:rPr>
-                <w:sz w:val="15"/>
+            <w:pPr>
+              <w:rPr>
+                <w:lang w:eastAsia="ja-JP"/>
+              </w:rPr>
+            </w:pPr>
+            <w:r>
+              <w:rPr>
+                <w:sz w:val="15"/>
+                <w:lang w:eastAsia="ja-JP"/>
               </w:rPr>
               <w:t>既存仕様どおりに動作する</w:t>
             </w:r>
@@ -3193,12 +3806,14 @@
             <w:vAlign w:val="center"/>
           </w:tcPr>
           <w:p>
+            <w:proofErr w:type="spellStart"/>
             <w:r>
               <w:rPr>
                 <w:sz w:val="15"/>
               </w:rPr>
               <w:t>受注</w:t>
             </w:r>
+            <w:proofErr w:type="spellEnd"/>
           </w:p>
         </w:tc>
         <w:tc>
@@ -3207,9 +3822,15 @@
             <w:vAlign w:val="center"/>
           </w:tcPr>
           <w:p>
-            <w:r>
-              <w:rPr>
-                <w:sz w:val="15"/>
+            <w:pPr>
+              <w:rPr>
+                <w:lang w:eastAsia="ja-JP"/>
+              </w:rPr>
+            </w:pPr>
+            <w:r>
+              <w:rPr>
+                <w:sz w:val="15"/>
+                <w:lang w:eastAsia="ja-JP"/>
               </w:rPr>
               <w:t>既存商品の受注登録・在庫引当</w:t>
             </w:r>
@@ -3221,9 +3842,15 @@
             <w:vAlign w:val="center"/>
           </w:tcPr>
           <w:p>
-            <w:r>
-              <w:rPr>
-                <w:sz w:val="15"/>
+            <w:pPr>
+              <w:rPr>
+                <w:lang w:eastAsia="ja-JP"/>
+              </w:rPr>
+            </w:pPr>
+            <w:r>
+              <w:rPr>
+                <w:sz w:val="15"/>
+                <w:lang w:eastAsia="ja-JP"/>
               </w:rPr>
               <w:t>受注・明細・在庫が改修前どおり更新される</w:t>
             </w:r>
@@ -3254,11 +3881,19 @@
             <w:vAlign w:val="center"/>
           </w:tcPr>
           <w:p>
-            <w:r>
-              <w:rPr>
-                <w:sz w:val="15"/>
-              </w:rPr>
-              <w:t>エラー</w:t>
+            <w:proofErr w:type="spellStart"/>
+            <w:r>
+              <w:rPr>
+                <w:sz w:val="15"/>
+              </w:rPr>
+              <w:t>エラ</w:t>
+            </w:r>
+            <w:proofErr w:type="spellEnd"/>
+            <w:r>
+              <w:rPr>
+                <w:sz w:val="15"/>
+              </w:rPr>
+              <w:t>ー</w:t>
             </w:r>
           </w:p>
         </w:tc>
@@ -3268,9 +3903,15 @@
             <w:vAlign w:val="center"/>
           </w:tcPr>
           <w:p>
-            <w:r>
-              <w:rPr>
-                <w:sz w:val="15"/>
+            <w:pPr>
+              <w:rPr>
+                <w:lang w:eastAsia="ja-JP"/>
+              </w:rPr>
+            </w:pPr>
+            <w:r>
+              <w:rPr>
+                <w:sz w:val="15"/>
+                <w:lang w:eastAsia="ja-JP"/>
               </w:rPr>
               <w:t>与信エラー・在庫エラー</w:t>
             </w:r>
@@ -3282,9 +3923,15 @@
             <w:vAlign w:val="center"/>
           </w:tcPr>
           <w:p>
-            <w:r>
-              <w:rPr>
-                <w:sz w:val="15"/>
+            <w:pPr>
+              <w:rPr>
+                <w:lang w:eastAsia="ja-JP"/>
+              </w:rPr>
+            </w:pPr>
+            <w:r>
+              <w:rPr>
+                <w:sz w:val="15"/>
+                <w:lang w:eastAsia="ja-JP"/>
               </w:rPr>
               <w:t>既存エラー画面とDB状態を維持する</w:t>
             </w:r>
@@ -3315,12 +3962,14 @@
             <w:vAlign w:val="center"/>
           </w:tcPr>
           <w:p>
+            <w:proofErr w:type="spellStart"/>
             <w:r>
               <w:rPr>
                 <w:sz w:val="15"/>
               </w:rPr>
               <w:t>セッション</w:t>
             </w:r>
+            <w:proofErr w:type="spellEnd"/>
           </w:p>
         </w:tc>
         <w:tc>
@@ -3329,9 +3978,15 @@
             <w:vAlign w:val="center"/>
           </w:tcPr>
           <w:p>
-            <w:r>
-              <w:rPr>
-                <w:sz w:val="15"/>
+            <w:pPr>
+              <w:rPr>
+                <w:lang w:eastAsia="ja-JP"/>
+              </w:rPr>
+            </w:pPr>
+            <w:r>
+              <w:rPr>
+                <w:sz w:val="15"/>
+                <w:lang w:eastAsia="ja-JP"/>
               </w:rPr>
               <w:t>ログイン後の商品検索から受注完了まで</w:t>
             </w:r>
@@ -3343,9 +3998,15 @@
             <w:vAlign w:val="center"/>
           </w:tcPr>
           <w:p>
-            <w:r>
-              <w:rPr>
-                <w:sz w:val="15"/>
+            <w:pPr>
+              <w:rPr>
+                <w:lang w:eastAsia="ja-JP"/>
+              </w:rPr>
+            </w:pPr>
+            <w:r>
+              <w:rPr>
+                <w:sz w:val="15"/>
+                <w:lang w:eastAsia="ja-JP"/>
               </w:rPr>
               <w:t>画面遷移・セッション値が壊れない</w:t>
             </w:r>
@@ -3353,7 +4014,13 @@
         </w:tc>
       </w:tr>
     </w:tbl>
-    <w:p/>
+    <w:p>
+      <w:pPr>
+        <w:rPr>
+          <w:lang w:eastAsia="ja-JP"/>
+        </w:rPr>
+      </w:pPr>
+    </w:p>
     <w:p>
       <w:pPr>
         <w:pStyle w:val="1"/>
@@ -3361,58 +4028,98 @@
       <w:r>
         <w:t xml:space="preserve">5. </w:t>
       </w:r>
+      <w:proofErr w:type="spellStart"/>
       <w:r>
         <w:t>テスト完了基準</w:t>
       </w:r>
+      <w:proofErr w:type="spellEnd"/>
     </w:p>
     <w:p>
       <w:pPr>
         <w:pStyle w:val="a0"/>
+        <w:rPr>
+          <w:lang w:eastAsia="ja-JP"/>
+        </w:rPr>
       </w:pPr>
       <w:r>
+        <w:rPr>
+          <w:lang w:eastAsia="ja-JP"/>
+        </w:rPr>
         <w:t>単体テスト、結合テスト、統合テスト、回帰テストの全項目を実施する。</w:t>
       </w:r>
     </w:p>
     <w:p>
       <w:pPr>
         <w:pStyle w:val="a0"/>
+        <w:rPr>
+          <w:lang w:eastAsia="ja-JP"/>
+        </w:rPr>
       </w:pPr>
       <w:r>
+        <w:rPr>
+          <w:lang w:eastAsia="ja-JP"/>
+        </w:rPr>
         <w:t>高重要度のNGが0件であること。</w:t>
       </w:r>
     </w:p>
     <w:p>
       <w:pPr>
         <w:pStyle w:val="a0"/>
+        <w:rPr>
+          <w:lang w:eastAsia="ja-JP"/>
+        </w:rPr>
       </w:pPr>
       <w:r>
+        <w:rPr>
+          <w:lang w:eastAsia="ja-JP"/>
+        </w:rPr>
         <w:t>回帰テストがすべて合格すること。</w:t>
       </w:r>
     </w:p>
     <w:p>
       <w:pPr>
         <w:pStyle w:val="a0"/>
+        <w:rPr>
+          <w:lang w:eastAsia="ja-JP"/>
+        </w:rPr>
       </w:pPr>
       <w:r>
+        <w:rPr>
+          <w:lang w:eastAsia="ja-JP"/>
+        </w:rPr>
         <w:t>商品件数、在庫数、受注明細、在庫引当をDBで照合すること。</w:t>
       </w:r>
     </w:p>
     <w:p>
       <w:pPr>
         <w:pStyle w:val="a0"/>
+        <w:rPr>
+          <w:lang w:eastAsia="ja-JP"/>
+        </w:rPr>
       </w:pPr>
       <w:r>
+        <w:rPr>
+          <w:lang w:eastAsia="ja-JP"/>
+        </w:rPr>
         <w:t>不具合が発生した場合は、不具合内容を記録し、必要に応じて設計書・テスト仕様書を更新する。</w:t>
       </w:r>
     </w:p>
-    <w:p/>
+    <w:p>
+      <w:pPr>
+        <w:rPr>
+          <w:lang w:eastAsia="ja-JP"/>
+        </w:rPr>
+      </w:pPr>
+    </w:p>
     <w:p>
       <w:pPr>
         <w:pStyle w:val="21"/>
       </w:pPr>
+      <w:proofErr w:type="spellStart"/>
       <w:r>
         <w:t>実行環境</w:t>
       </w:r>
+      <w:proofErr w:type="spellEnd"/>
     </w:p>
     <w:p>
       <w:pPr>
@@ -3426,9 +4133,14 @@
       <w:pPr>
         <w:pStyle w:val="a0"/>
       </w:pPr>
+      <w:proofErr w:type="spellStart"/>
       <w:r>
         <w:lastRenderedPageBreak/>
-        <w:t>アプリ：`/juchu02`</w:t>
+        <w:t>アプリ</w:t>
+      </w:r>
+      <w:proofErr w:type="spellEnd"/>
+      <w:r>
+        <w:t>：`/juchu02`</w:t>
       </w:r>
     </w:p>
     <w:p>
@@ -3497,14 +4209,23 @@
     <w:pPr>
       <w:pStyle w:val="a7"/>
       <w:jc w:val="center"/>
+      <w:rPr>
+        <w:lang w:eastAsia="ja-JP"/>
+      </w:rPr>
     </w:pPr>
     <w:r>
+      <w:rPr>
+        <w:lang w:eastAsia="ja-JP"/>
+      </w:rPr>
       <w:t xml:space="preserve">Web注文システム Ver.2　|　</w:t>
     </w:r>
     <w:r>
       <w:fldChar w:fldCharType="begin"/>
     </w:r>
     <w:r>
+      <w:rPr>
+        <w:lang w:eastAsia="ja-JP"/>
+      </w:rPr>
       <w:instrText>PAGE</w:instrText>
     </w:r>
     <w:r>
@@ -3513,6 +4234,7 @@
     <w:r>
       <w:rPr>
         <w:noProof/>
+        <w:lang w:eastAsia="ja-JP"/>
       </w:rPr>
       <w:t>1</w:t>
     </w:r>
@@ -4359,7 +5081,6 @@
   <w:style w:type="character" w:default="1" w:styleId="a2">
     <w:name w:val="Default Paragraph Font"/>
     <w:uiPriority w:val="1"/>
-    <w:semiHidden/>
     <w:unhideWhenUsed/>
   </w:style>
   <w:style w:type="table" w:default="1" w:styleId="a3">
